--- a/flow/20240204_zachala/ap167.docx
+++ b/flow/20240204_zachala/ap167.docx
@@ -27,29 +27,7 @@
           <w:sz w:val="27"/>
           <w:szCs w:val="27"/>
         </w:rPr>
-        <w:t xml:space="preserve">2 </w:t>
-      </w:r>
-      <w:proofErr w:type="spellStart"/>
-      <w:r>
-        <w:rPr>
-          <w:i/>
-          <w:iCs/>
-          <w:color w:val="000000"/>
-          <w:sz w:val="27"/>
-          <w:szCs w:val="27"/>
-        </w:rPr>
-        <w:t>Кор</w:t>
-      </w:r>
-      <w:proofErr w:type="spellEnd"/>
-      <w:r>
-        <w:rPr>
-          <w:i/>
-          <w:iCs/>
-          <w:color w:val="000000"/>
-          <w:sz w:val="27"/>
-          <w:szCs w:val="27"/>
-        </w:rPr>
-        <w:t>. 167 зач.; 1, 1-7.</w:t>
+        <w:t>2 Кор. 167 зач.; 1, 1-7.</w:t>
       </w:r>
     </w:p>
     <w:p>
@@ -97,43 +75,7 @@
           <w:sz w:val="27"/>
           <w:szCs w:val="27"/>
         </w:rPr>
-        <w:t xml:space="preserve">. Павло, з волі Божої апостол Христа Ісуса, і брат Тимотей, Церкві Божій, що в </w:t>
-      </w:r>
-      <w:proofErr w:type="spellStart"/>
-      <w:r>
-        <w:rPr>
-          <w:color w:val="000000"/>
-          <w:sz w:val="27"/>
-          <w:szCs w:val="27"/>
-        </w:rPr>
-        <w:t>Коринті</w:t>
-      </w:r>
-      <w:proofErr w:type="spellEnd"/>
-      <w:r>
-        <w:rPr>
-          <w:color w:val="000000"/>
-          <w:sz w:val="27"/>
-          <w:szCs w:val="27"/>
-        </w:rPr>
-        <w:t xml:space="preserve">, з усіма святими в усій </w:t>
-      </w:r>
-      <w:proofErr w:type="spellStart"/>
-      <w:r>
-        <w:rPr>
-          <w:color w:val="000000"/>
-          <w:sz w:val="27"/>
-          <w:szCs w:val="27"/>
-        </w:rPr>
-        <w:t>Ахаї</w:t>
-      </w:r>
-      <w:proofErr w:type="spellEnd"/>
-      <w:r>
-        <w:rPr>
-          <w:color w:val="000000"/>
-          <w:sz w:val="27"/>
-          <w:szCs w:val="27"/>
-        </w:rPr>
-        <w:t>: </w:t>
+        <w:t>. Павло, з волі Божої апостол Христа Ісуса, і брат Тимотей, Церкві Божій, що в Коринті, з усіма святими в усій Ахаї: </w:t>
       </w:r>
       <w:r>
         <w:rPr>
@@ -215,25 +157,7 @@
           <w:sz w:val="27"/>
           <w:szCs w:val="27"/>
         </w:rPr>
-        <w:t xml:space="preserve">. Бо як маємо в собі Христових страждань повну ущерть міру, так і маємо через Христа повну ущерть міру </w:t>
-      </w:r>
-      <w:proofErr w:type="spellStart"/>
-      <w:r>
-        <w:rPr>
-          <w:color w:val="000000"/>
-          <w:sz w:val="27"/>
-          <w:szCs w:val="27"/>
-        </w:rPr>
-        <w:t>утішення</w:t>
-      </w:r>
-      <w:proofErr w:type="spellEnd"/>
-      <w:r>
-        <w:rPr>
-          <w:color w:val="000000"/>
-          <w:sz w:val="27"/>
-          <w:szCs w:val="27"/>
-        </w:rPr>
-        <w:t>. </w:t>
+        <w:t>. Бо як маємо в собі Христових страждань повну ущерть міру, так і маємо через Христа повну ущерть міру утішення. </w:t>
       </w:r>
       <w:r>
         <w:rPr>
@@ -294,25 +218,7 @@
           <w:i/>
           <w:color w:val="FF0000"/>
         </w:rPr>
-        <w:t xml:space="preserve">2 </w:t>
-      </w:r>
-      <w:proofErr w:type="spellStart"/>
-      <w:r>
-        <w:rPr>
-          <w:rFonts w:ascii="Times New Roman" w:eastAsia="Times New Roman" w:hAnsi="Times New Roman" w:cs="Times New Roman"/>
-          <w:i/>
-          <w:color w:val="FF0000"/>
-        </w:rPr>
-        <w:t>Кор</w:t>
-      </w:r>
-      <w:proofErr w:type="spellEnd"/>
-      <w:r>
-        <w:rPr>
-          <w:rFonts w:ascii="Times New Roman" w:eastAsia="Times New Roman" w:hAnsi="Times New Roman" w:cs="Times New Roman"/>
-          <w:i/>
-          <w:color w:val="FF0000"/>
-        </w:rPr>
-        <w:t>. 167 зач.; 1, 3-7.</w:t>
+        <w:t>2 Кор. 167 зач.; 1, 3-7.</w:t>
       </w:r>
     </w:p>
     <w:p>
@@ -342,77 +248,64 @@
       </w:pPr>
       <w:r>
         <w:rPr>
+          <w:rStyle w:val="Versetto"/>
+        </w:rPr>
+        <w:t>3.</w:t>
+      </w:r>
+      <w:r>
+        <w:rPr>
+          <w:color w:val="000000"/>
+        </w:rPr>
+        <w:t xml:space="preserve"> </w:t>
+      </w:r>
+      <w:r>
+        <w:rPr>
           <w:color w:val="000000"/>
         </w:rPr>
         <w:t>Браття,</w:t>
       </w:r>
       <w:r>
         <w:rPr>
+          <w:color w:val="000000"/>
+          <w:lang w:val="en-US"/>
+        </w:rPr>
+        <w:t xml:space="preserve"> </w:t>
+      </w:r>
+      <w:r>
+        <w:rPr>
+          <w:color w:val="000000"/>
+        </w:rPr>
+        <w:t>б</w:t>
+      </w:r>
+      <w:r>
+        <w:rPr>
+          <w:color w:val="000000"/>
+        </w:rPr>
+        <w:t xml:space="preserve">лагословен Бог і Отець Господа нашого Ісуса Христа, Отець усякого милосердя і Бог усякої втіхи, </w:t>
+      </w:r>
+      <w:r>
+        <w:rPr>
           <w:rStyle w:val="Versetto"/>
         </w:rPr>
-        <w:t xml:space="preserve"> </w:t>
+        <w:t>4.</w:t>
+      </w:r>
+      <w:r>
+        <w:rPr>
+          <w:color w:val="000000"/>
+        </w:rPr>
+        <w:t xml:space="preserve"> що втішає нас у всім нашім горі, щоб ми могли втішити тих, які у всяких скорботах, тією втіхою, якою Бог нас самих утішає. </w:t>
       </w:r>
       <w:r>
         <w:rPr>
           <w:rStyle w:val="Versetto"/>
         </w:rPr>
-        <w:t>3.</w:t>
-      </w:r>
-      <w:r>
-        <w:rPr>
-          <w:color w:val="000000"/>
-        </w:rPr>
-        <w:t xml:space="preserve"> </w:t>
-      </w:r>
-      <w:r>
-        <w:rPr>
-          <w:color w:val="000000"/>
-        </w:rPr>
-        <w:t>б</w:t>
-      </w:r>
-      <w:r>
-        <w:rPr>
-          <w:color w:val="000000"/>
-        </w:rPr>
-        <w:t xml:space="preserve">лагословен Бог і Отець Господа нашого Ісуса Христа, Отець усякого милосердя і Бог усякої втіхи, </w:t>
-      </w:r>
-      <w:r>
-        <w:rPr>
-          <w:rStyle w:val="Versetto"/>
-        </w:rPr>
-        <w:t>4.</w:t>
-      </w:r>
-      <w:r>
-        <w:rPr>
-          <w:color w:val="000000"/>
-        </w:rPr>
-        <w:t xml:space="preserve"> що втішає нас у всім нашім горі, щоб ми могли втішити тих, які у всяких скорботах, тією втіхою, якою Бог нас самих утішає. </w:t>
-      </w:r>
-      <w:r>
-        <w:rPr>
-          <w:rStyle w:val="Versetto"/>
-        </w:rPr>
         <w:t>5.</w:t>
       </w:r>
       <w:r>
         <w:rPr>
           <w:color w:val="000000"/>
         </w:rPr>
-        <w:t xml:space="preserve"> Бо як маємо в собі Христових страждань повну ущерть міру, так і маємо через Христа повну ущерть міру </w:t>
-      </w:r>
-      <w:proofErr w:type="spellStart"/>
-      <w:r>
-        <w:rPr>
-          <w:color w:val="000000"/>
-        </w:rPr>
-        <w:t>утішення</w:t>
-      </w:r>
-      <w:proofErr w:type="spellEnd"/>
-      <w:r>
-        <w:rPr>
-          <w:color w:val="000000"/>
-        </w:rPr>
-        <w:t xml:space="preserve">. </w:t>
+        <w:t xml:space="preserve"> Бо як маємо в собі Христових страждань повну ущерть міру, так і маємо через Христа повну ущерть міру утішення. </w:t>
       </w:r>
       <w:r>
         <w:rPr>
